--- a/docs/Course/GE2021/03_Lecture_Note/LectureNote_Chad/PPT/chapter12/chapter12_note.docx
+++ b/docs/Course/GE2021/03_Lecture_Note/LectureNote_Chad/PPT/chapter12/chapter12_note.docx
@@ -15,7 +15,7 @@
         <w:pStyle w:val="Subtitle"/>
       </w:pPr>
       <w:r>
-        <w:t xml:space="preserve">GE2021 Research Technology, Spring 2025</w:t>
+        <w:t xml:space="preserve">GE2021 Research Technology, Fall 2026</w:t>
       </w:r>
     </w:p>
     <w:p>
@@ -31,7 +31,7 @@
         <w:pStyle w:val="Date"/>
       </w:pPr>
       <w:r>
-        <w:t xml:space="preserve">Tue, 27 May 2025</w:t>
+        <w:t xml:space="preserve">Wed, 16 September 2026</w:t>
       </w:r>
     </w:p>
     <w:bookmarkStart w:id="26" w:name="learning-objectives"/>
@@ -940,13 +940,125 @@
       </w:r>
     </w:p>
     <w:bookmarkEnd w:id="32"/>
-    <w:bookmarkStart w:id="33" w:name="class-activities"/>
+    <w:bookmarkStart w:id="36" w:name="chapter-infographic"/>
     <w:p>
       <w:pPr>
         <w:pStyle w:val="Heading1"/>
       </w:pPr>
       <w:r>
-        <w:t xml:space="preserve">Class Activities:</w:t>
+        <w:t xml:space="preserve">Chapter Infographic</w:t>
+      </w:r>
+    </w:p>
+    <w:p>
+      <w:pPr>
+        <w:pStyle w:val="FirstParagraph"/>
+      </w:pPr>
+      <w:r>
+        <w:drawing>
+          <wp:inline>
+            <wp:extent cx="5334000" cy="2977116"/>
+            <wp:effectExtent b="0" l="0" r="0" t="0"/>
+            <wp:docPr descr="" title="" id="34" name="Picture"/>
+            <a:graphic>
+              <a:graphicData uri="http://schemas.openxmlformats.org/drawingml/2006/picture">
+                <pic:pic>
+                  <pic:nvPicPr>
+                    <pic:cNvPr descr="resource/thumbnail.png" id="35" name="Picture"/>
+                    <pic:cNvPicPr>
+                      <a:picLocks noChangeArrowheads="1" noChangeAspect="1"/>
+                    </pic:cNvPicPr>
+                  </pic:nvPicPr>
+                  <pic:blipFill>
+                    <a:blip r:embed="rId33"/>
+                    <a:stretch>
+                      <a:fillRect/>
+                    </a:stretch>
+                  </pic:blipFill>
+                  <pic:spPr bwMode="auto">
+                    <a:xfrm>
+                      <a:off x="0" y="0"/>
+                      <a:ext cx="5334000" cy="2977116"/>
+                    </a:xfrm>
+                    <a:prstGeom prst="rect">
+                      <a:avLst/>
+                    </a:prstGeom>
+                    <a:noFill/>
+                    <a:ln w="9525">
+                      <a:noFill/>
+                      <a:headEnd/>
+                      <a:tailEnd/>
+                    </a:ln>
+                  </pic:spPr>
+                </pic:pic>
+              </a:graphicData>
+            </a:graphic>
+          </wp:inline>
+        </w:drawing>
+      </w:r>
+    </w:p>
+    <w:p>
+      <w:pPr>
+        <w:pStyle w:val="BlockText"/>
+      </w:pPr>
+      <w:r>
+        <w:t xml:space="preserve">NotebookLM 생성 요약 인포그래픽. 해설 영상·팟캐스트는</w:t>
+      </w:r>
+      <w:r>
+        <w:t xml:space="preserve"> </w:t>
+      </w:r>
+      <w:r>
+        <w:rPr>
+          <w:rStyle w:val="VerbatimChar"/>
+        </w:rPr>
+        <w:t xml:space="preserve">resource/</w:t>
+      </w:r>
+      <w:r>
+        <w:t xml:space="preserve"> </w:t>
+      </w:r>
+      <w:r>
+        <w:t xml:space="preserve">참조.</w:t>
+      </w:r>
+    </w:p>
+    <w:bookmarkEnd w:id="36"/>
+    <w:bookmarkStart w:id="53" w:name="quiz"/>
+    <w:p>
+      <w:pPr>
+        <w:pStyle w:val="Heading1"/>
+      </w:pPr>
+      <w:r>
+        <w:t xml:space="preserve">Quiz</w:t>
+      </w:r>
+    </w:p>
+    <w:p>
+      <w:pPr>
+        <w:pStyle w:val="BlockText"/>
+      </w:pPr>
+      <w:r>
+        <w:t xml:space="preserve">출처:</w:t>
+      </w:r>
+      <w:r>
+        <w:t xml:space="preserve"> </w:t>
+      </w:r>
+      <w:r>
+        <w:rPr>
+          <w:rStyle w:val="VerbatimChar"/>
+        </w:rPr>
+        <w:t xml:space="preserve">02_Assets/assessment/GE2021_TestBank.xlsx</w:t>
+      </w:r>
+      <w:r>
+        <w:t xml:space="preserve"> </w:t>
+      </w:r>
+      <w:r>
+        <w:t xml:space="preserve">(chapter=12) · 5문항</w:t>
+      </w:r>
+    </w:p>
+    <w:bookmarkStart w:id="40" w:name="X46c60d41583372cebd848919a317cab514cbcbc"/>
+    <w:p>
+      <w:pPr>
+        <w:pStyle w:val="Heading3"/>
+      </w:pPr>
+      <w:r>
+        <w:t xml:space="preserve">Q1. When transcribing a qualitative interview, the researcher should write down everything heard, including grammatical errors, pauses, and background noise.</w:t>
       </w:r>
     </w:p>
     <w:p>
@@ -955,205 +1067,6 @@
         <w:numPr>
           <w:ilvl w:val="0"/>
           <w:numId w:val="1021"/>
-        </w:numPr>
-      </w:pPr>
-      <w:r>
-        <w:t xml:space="preserve">This activity will provide students with experience transcribing qualitative data. Ask each student to identify a friend or family member he or she can interview, on the phone or in-person. The purpose of the interview is to ask this person the following question,</w:t>
-      </w:r>
-      <w:r>
-        <w:t xml:space="preserve"> </w:t>
-      </w:r>
-      <w:r>
-        <w:t xml:space="preserve">“Tell me a story about what you most proud of and why?”</w:t>
-      </w:r>
-      <w:r>
-        <w:t xml:space="preserve"> </w:t>
-      </w:r>
-      <w:r>
-        <w:t xml:space="preserve">Ask the students to tape-record this interview using a digital tape recorder or their phone, with the permission of the participant. Be sure participants can clearly describe the purpose of this project to interview participants before conducting these interviews. Before commencing transcription, convene students in class to have a discussion about the structure for the transcripts. More specifically, discuss what type of information you will include in the transcript (e.g., date or location) and how the data will be recorded. For example, will the student transcribe verbatim (including nonverbal exchanges)? Encourage the students to download a free transcription software such as Express Scribe to facilitate the transcription process (https://www.nch.com.au/scribe/index.html). After each student transcribes their data have a discussion about this process and what facilitated and challenged this process.</w:t>
-      </w:r>
-    </w:p>
-    <w:p>
-      <w:r>
-        <w:pict>
-          <v:rect style="width:0;height:1.5pt" o:hralign="center" o:hrstd="t" o:hr="t"/>
-        </w:pict>
-      </w:r>
-    </w:p>
-    <w:p>
-      <w:pPr>
-        <w:pStyle w:val="Compact"/>
-        <w:numPr>
-          <w:ilvl w:val="0"/>
-          <w:numId w:val="1022"/>
-        </w:numPr>
-      </w:pPr>
-      <w:r>
-        <w:t xml:space="preserve">This activity will allow students to practice the creation of a codebook for qualitative research. Create a document on a shared drive (e.g., Google drive) with the following question</w:t>
-      </w:r>
-      <w:r>
-        <w:t xml:space="preserve"> </w:t>
-      </w:r>
-      <w:r>
-        <w:t xml:space="preserve">“What does the word community mean to you?”</w:t>
-      </w:r>
-      <w:r>
-        <w:t xml:space="preserve"> </w:t>
-      </w:r>
-      <w:r>
-        <w:t xml:space="preserve">Before the classroom session, ask each student to respond to this question in one paragraph in this document on the shared drive. Once you have gathered all the responses from all the students in one document, bring the class together as a group to do the following:</w:t>
-      </w:r>
-    </w:p>
-    <w:p>
-      <w:pPr>
-        <w:pStyle w:val="Compact"/>
-        <w:numPr>
-          <w:ilvl w:val="1"/>
-          <w:numId w:val="1023"/>
-        </w:numPr>
-      </w:pPr>
-    </w:p>
-    <w:p>
-      <w:pPr>
-        <w:pStyle w:val="Compact"/>
-        <w:numPr>
-          <w:ilvl w:val="2"/>
-          <w:numId w:val="1024"/>
-        </w:numPr>
-      </w:pPr>
-      <w:r>
-        <w:t xml:space="preserve">Develop a set of preexisting codes or things you hope to</w:t>
-      </w:r>
-      <w:r>
-        <w:t xml:space="preserve"> </w:t>
-      </w:r>
-      <w:r>
-        <w:t xml:space="preserve">“hear”</w:t>
-      </w:r>
-      <w:r>
-        <w:t xml:space="preserve"> </w:t>
-      </w:r>
-      <w:r>
-        <w:t xml:space="preserve">in the text.</w:t>
-      </w:r>
-    </w:p>
-    <w:p>
-      <w:pPr>
-        <w:pStyle w:val="Compact"/>
-        <w:numPr>
-          <w:ilvl w:val="1"/>
-          <w:numId w:val="1023"/>
-        </w:numPr>
-      </w:pPr>
-    </w:p>
-    <w:p>
-      <w:pPr>
-        <w:pStyle w:val="Compact"/>
-        <w:numPr>
-          <w:ilvl w:val="2"/>
-          <w:numId w:val="1025"/>
-        </w:numPr>
-      </w:pPr>
-      <w:r>
-        <w:t xml:space="preserve">Then divide the class into groups of three to five students and have them review the document with student responses and add codes to the codebook using an in vivo coding strategy.</w:t>
-      </w:r>
-    </w:p>
-    <w:p>
-      <w:pPr>
-        <w:pStyle w:val="Compact"/>
-        <w:numPr>
-          <w:ilvl w:val="1"/>
-          <w:numId w:val="1023"/>
-        </w:numPr>
-      </w:pPr>
-    </w:p>
-    <w:p>
-      <w:pPr>
-        <w:pStyle w:val="Compact"/>
-        <w:numPr>
-          <w:ilvl w:val="2"/>
-          <w:numId w:val="1026"/>
-        </w:numPr>
-      </w:pPr>
-      <w:r>
-        <w:t xml:space="preserve">Discuss what you learned from this codebook development process including what was challenging about this experience for students.</w:t>
-      </w:r>
-    </w:p>
-    <w:p>
-      <w:r>
-        <w:pict>
-          <v:rect style="width:0;height:1.5pt" o:hralign="center" o:hrstd="t" o:hr="t"/>
-        </w:pict>
-      </w:r>
-    </w:p>
-    <w:p>
-      <w:pPr>
-        <w:pStyle w:val="Compact"/>
-        <w:numPr>
-          <w:ilvl w:val="0"/>
-          <w:numId w:val="1027"/>
-        </w:numPr>
-      </w:pPr>
-      <w:r>
-        <w:t xml:space="preserve">This activity will enable students to gain experience in coding and think about inter-rater reliability in coding. This activity builds on the activity from Question 2. Divide students into groups of two and provide each student with a copy of the Google drive with student responses to the Question</w:t>
-      </w:r>
-      <w:r>
-        <w:t xml:space="preserve"> </w:t>
-      </w:r>
-      <w:r>
-        <w:t xml:space="preserve">“What does community mean to you?”</w:t>
-      </w:r>
-      <w:r>
-        <w:t xml:space="preserve"> </w:t>
-      </w:r>
-      <w:r>
-        <w:t xml:space="preserve">and the final codebook. Ask each student to separately apply the codebook to the data. Students can apply codes by handwriting them in the margins of the document or use the insert comment feature in Word. After each student in a pair has independently coded the Google document, ask the students to discuss and reconcile their coding with their partner. After this process is complete, discuss challenges related to doing this work with the class as a whole.</w:t>
-      </w:r>
-    </w:p>
-    <w:bookmarkEnd w:id="33"/>
-    <w:bookmarkStart w:id="37" w:name="house-keeping"/>
-    <w:p>
-      <w:pPr>
-        <w:pStyle w:val="Heading1"/>
-      </w:pPr>
-      <w:r>
-        <w:t xml:space="preserve">House Keeping</w:t>
-      </w:r>
-    </w:p>
-    <w:bookmarkStart w:id="34" w:name="announcement"/>
-    <w:p>
-      <w:pPr>
-        <w:pStyle w:val="Heading2"/>
-      </w:pPr>
-      <w:r>
-        <w:t xml:space="preserve">Announcement</w:t>
-      </w:r>
-    </w:p>
-    <w:bookmarkEnd w:id="34"/>
-    <w:bookmarkStart w:id="36" w:name="assignment"/>
-    <w:p>
-      <w:pPr>
-        <w:pStyle w:val="Heading2"/>
-      </w:pPr>
-      <w:r>
-        <w:t xml:space="preserve">Assignment</w:t>
-      </w:r>
-    </w:p>
-    <w:bookmarkStart w:id="35" w:name="assignment1-assignment-title"/>
-    <w:p>
-      <w:pPr>
-        <w:pStyle w:val="Heading3"/>
-      </w:pPr>
-      <w:r>
-        <w:t xml:space="preserve">Assignment1: Assignment Title</w:t>
-      </w:r>
-    </w:p>
-    <w:p>
-      <w:pPr>
-        <w:pStyle w:val="Compact"/>
-        <w:numPr>
-          <w:ilvl w:val="0"/>
-          <w:numId w:val="1028"/>
         </w:numPr>
       </w:pPr>
       <w:r>
@@ -1161,39 +1074,21 @@
           <w:b/>
           <w:bCs/>
         </w:rPr>
-        <w:t xml:space="preserve">What to do</w:t>
-      </w:r>
-    </w:p>
-    <w:p>
-      <w:pPr>
-        <w:pStyle w:val="Compact"/>
-        <w:numPr>
-          <w:ilvl w:val="1"/>
-          <w:numId w:val="1029"/>
-        </w:numPr>
-      </w:pPr>
-      <w:r>
-        <w:t xml:space="preserve">A</w:t>
-      </w:r>
-    </w:p>
-    <w:p>
-      <w:pPr>
-        <w:pStyle w:val="Compact"/>
-        <w:numPr>
-          <w:ilvl w:val="1"/>
-          <w:numId w:val="1029"/>
-        </w:numPr>
-      </w:pPr>
-      <w:r>
-        <w:t xml:space="preserve">B</w:t>
-      </w:r>
-    </w:p>
-    <w:p>
-      <w:pPr>
-        <w:pStyle w:val="Compact"/>
-        <w:numPr>
-          <w:ilvl w:val="0"/>
-          <w:numId w:val="1030"/>
+        <w:t xml:space="preserve">A.</w:t>
+      </w:r>
+      <w:r>
+        <w:t xml:space="preserve"> </w:t>
+      </w:r>
+      <w:r>
+        <w:t xml:space="preserve">TRUE</w:t>
+      </w:r>
+    </w:p>
+    <w:p>
+      <w:pPr>
+        <w:pStyle w:val="Compact"/>
+        <w:numPr>
+          <w:ilvl w:val="0"/>
+          <w:numId w:val="1021"/>
         </w:numPr>
       </w:pPr>
       <w:r>
@@ -1201,109 +1096,1065 @@
           <w:b/>
           <w:bCs/>
         </w:rPr>
-        <w:t xml:space="preserve">Format and Requirement</w:t>
-      </w:r>
-    </w:p>
-    <w:p>
-      <w:pPr>
-        <w:pStyle w:val="Compact"/>
-        <w:numPr>
-          <w:ilvl w:val="1"/>
-          <w:numId w:val="1031"/>
-        </w:numPr>
-      </w:pPr>
-      <w:r>
-        <w:t xml:space="preserve">PDF format, &lt; ?? pages</w:t>
-      </w:r>
-    </w:p>
-    <w:p>
-      <w:pPr>
-        <w:pStyle w:val="Compact"/>
-        <w:numPr>
-          <w:ilvl w:val="1"/>
-          <w:numId w:val="1031"/>
-        </w:numPr>
-      </w:pPr>
-      <w:r>
-        <w:t xml:space="preserve">file name should be include your student id and name</w:t>
-      </w:r>
-    </w:p>
-    <w:p>
-      <w:pPr>
-        <w:pStyle w:val="Compact"/>
-        <w:numPr>
-          <w:ilvl w:val="2"/>
-          <w:numId w:val="1032"/>
-        </w:numPr>
-      </w:pPr>
-      <w:r>
-        <w:t xml:space="preserve">stuID_name_title.pdf (e.g. 1111111_ChungilChae_SelfIntroduction.pdf)</w:t>
-      </w:r>
-    </w:p>
-    <w:p>
-      <w:pPr>
-        <w:pStyle w:val="Compact"/>
-        <w:numPr>
-          <w:ilvl w:val="1"/>
-          <w:numId w:val="1031"/>
-        </w:numPr>
-      </w:pPr>
-      <w:r>
-        <w:t xml:space="preserve">APA, Double-Space, No title page, 12 points, Reference section if necessary</w:t>
-      </w:r>
-    </w:p>
-    <w:p>
-      <w:pPr>
-        <w:pStyle w:val="Compact"/>
-        <w:numPr>
-          <w:ilvl w:val="1"/>
-          <w:numId w:val="1031"/>
-        </w:numPr>
-      </w:pPr>
-      <w:r>
-        <w:t xml:space="preserve">Chinese name in English, English name, Student ID, Class name and section (e.g. GE2021, W09; MGS3001, W01)</w:t>
-      </w:r>
-    </w:p>
-    <w:p>
-      <w:pPr>
-        <w:pStyle w:val="Compact"/>
-        <w:numPr>
-          <w:ilvl w:val="0"/>
-          <w:numId w:val="1030"/>
-        </w:numPr>
-      </w:pPr>
-      <w:r>
-        <w:t xml:space="preserve">due date</w:t>
-      </w:r>
-    </w:p>
-    <w:p>
-      <w:pPr>
-        <w:pStyle w:val="Compact"/>
-        <w:numPr>
-          <w:ilvl w:val="1"/>
-          <w:numId w:val="1033"/>
-        </w:numPr>
-      </w:pPr>
-      <w:r>
-        <w:t xml:space="preserve">by Date(DAY) 11:59PM</w:t>
-      </w:r>
-    </w:p>
-    <w:p>
-      <w:pPr>
-        <w:pStyle w:val="Compact"/>
-        <w:numPr>
-          <w:ilvl w:val="1"/>
-          <w:numId w:val="1033"/>
-        </w:numPr>
-      </w:pPr>
-      <w:r>
-        <w:t xml:space="preserve">NO LATE SUBMISSION ALLOWED!!!!</w:t>
-      </w:r>
-    </w:p>
-    <w:bookmarkEnd w:id="35"/>
-    <w:bookmarkEnd w:id="36"/>
-    <w:bookmarkEnd w:id="37"/>
-    <w:bookmarkStart w:id="38" w:name="reference"/>
+        <w:t xml:space="preserve">B.</w:t>
+      </w:r>
+      <w:r>
+        <w:t xml:space="preserve"> </w:t>
+      </w:r>
+      <w:r>
+        <w:t xml:space="preserve">FALSE</w:t>
+      </w:r>
+    </w:p>
+    <w:tbl>
+      <w:tblPr>
+        <w:tblStyle w:val="Table"/>
+        <w:tblLook w:firstRow="0" w:lastRow="0" w:firstColumn="0" w:lastColumn="0" w:noHBand="0" w:noVBand="0" w:val="0000"/>
+        <w:tblBorders>
+          <w:top w:val="single" w:sz="4" w:space="0" w:color="0758E5"/>
+          <w:left w:val="single" w:sz="24" w:space="0" w:color="0758E5"/>
+          <w:bottom w:val="single" w:sz="4" w:space="0" w:color="0758E5"/>
+          <w:right w:val="single" w:sz="4" w:space="0" w:color="0758E5"/>
+        </w:tblBorders>
+        <w:tblCellMar>
+          <w:left w:w="144" w:type="dxa"/>
+          <w:right w:w="144" w:type="dxa"/>
+        </w:tblCellMar>
+        <w:tblLook w:firstRow="0" w:lastRow="0" w:firstColumn="0" w:lastColumn="0" w:noHBand="0" w:noVBand="0" w:val="0000"/>
+      </w:tblPr>
+      <w:tr>
+        <w:trPr>
+          <w:cantSplit/>
+        </w:trPr>
+        <w:tc>
+          <w:tcPr>
+            <w:shd w:color="auto" w:fill="dae6fb" w:val="clear"/>
+            <w:tcMar>
+              <w:top w:w="92" w:type="dxa"/>
+              <w:bottom w:w="92" w:type="dxa"/>
+            </w:tcMar>
+          </w:tcPr>
+          <w:p>
+            <w:pPr>
+              <w:pStyle w:val="FirstParagraph"/>
+            </w:pPr>
+            <w:pPr>
+              <w:spacing w:before="0" w:after="0"/>
+              <w:textAlignment w:val="center"/>
+            </w:pPr>
+            <w:r>
+              <w:drawing>
+                <wp:inline>
+                  <wp:extent cx="152400" cy="152400"/>
+                  <wp:effectExtent b="0" l="0" r="0" t="0"/>
+                  <wp:docPr descr="" title="" id="38" name="Picture"/>
+                  <a:graphic>
+                    <a:graphicData uri="http://schemas.openxmlformats.org/drawingml/2006/picture">
+                      <pic:pic>
+                        <pic:nvPicPr>
+                          <pic:cNvPr descr="/Applications/quarto/share/formats/docx/note.png" id="39" name="Picture"/>
+                          <pic:cNvPicPr>
+                            <a:picLocks noChangeArrowheads="1" noChangeAspect="1"/>
+                          </pic:cNvPicPr>
+                        </pic:nvPicPr>
+                        <pic:blipFill>
+                          <a:blip r:embed="rId37"/>
+                          <a:stretch>
+                            <a:fillRect/>
+                          </a:stretch>
+                        </pic:blipFill>
+                        <pic:spPr bwMode="auto">
+                          <a:xfrm>
+                            <a:off x="0" y="0"/>
+                            <a:ext cx="152400" cy="152400"/>
+                          </a:xfrm>
+                          <a:prstGeom prst="rect">
+                            <a:avLst/>
+                          </a:prstGeom>
+                          <a:noFill/>
+                          <a:ln w="9525">
+                            <a:noFill/>
+                            <a:headEnd/>
+                            <a:tailEnd/>
+                          </a:ln>
+                        </pic:spPr>
+                      </pic:pic>
+                    </a:graphicData>
+                  </a:graphic>
+                </wp:inline>
+              </w:drawing>
+            </w:r>
+            <w:r>
+              <w:t xml:space="preserve"> </w:t>
+            </w:r>
+            <w:r>
+              <w:t xml:space="preserve"> </w:t>
+            </w:r>
+            <w:r>
+              <w:t xml:space="preserve">정답 보기</w:t>
+            </w:r>
+          </w:p>
+        </w:tc>
+      </w:tr>
+      <w:tr>
+        <w:trPr>
+          <w:cantSplit/>
+        </w:trPr>
+        <w:tc>
+          <w:tcPr>
+            <w:tcMar>
+              <w:top w:w="108" w:type="dxa"/>
+              <w:bottom w:w="108" w:type="dxa"/>
+            </w:tcMar>
+          </w:tcPr>
+          <w:p>
+            <w:pPr>
+              <w:pStyle w:val="BodyText"/>
+            </w:pPr>
+            <w:pPr>
+              <w:spacing w:before="16"/>
+            </w:pPr>
+            <w:r>
+              <w:rPr>
+                <w:b/>
+                <w:bCs/>
+              </w:rPr>
+              <w:t xml:space="preserve">정답: A</w:t>
+            </w:r>
+          </w:p>
+          <w:p>
+            <w:pPr>
+              <w:pStyle w:val="BodyText"/>
+            </w:pPr>
+            <w:pPr>
+              <w:spacing w:after="16"/>
+            </w:pPr>
+            <w:r>
+              <w:t xml:space="preserve">Correcting grammar or omitting non-verbal cues during transcription can transform meaning; full fidelity is required.</w:t>
+            </w:r>
+          </w:p>
+          <w:p/>
+        </w:tc>
+      </w:tr>
+    </w:tbl>
+    <w:bookmarkEnd w:id="40"/>
+    <w:bookmarkStart w:id="43" w:name="Xe9112176f2cbc4361066abeed33ebe01b40232d"/>
+    <w:p>
+      <w:pPr>
+        <w:pStyle w:val="Heading3"/>
+      </w:pPr>
+      <w:r>
+        <w:t xml:space="preserve">Q2. In qualitative research, transcription refers to:</w:t>
+      </w:r>
+    </w:p>
+    <w:p>
+      <w:pPr>
+        <w:pStyle w:val="Compact"/>
+        <w:numPr>
+          <w:ilvl w:val="0"/>
+          <w:numId w:val="1022"/>
+        </w:numPr>
+      </w:pPr>
+      <w:r>
+        <w:rPr>
+          <w:b/>
+          <w:bCs/>
+        </w:rPr>
+        <w:t xml:space="preserve">A.</w:t>
+      </w:r>
+      <w:r>
+        <w:t xml:space="preserve"> </w:t>
+      </w:r>
+      <w:r>
+        <w:t xml:space="preserve">Statistically summarizing interview data</w:t>
+      </w:r>
+    </w:p>
+    <w:p>
+      <w:pPr>
+        <w:pStyle w:val="Compact"/>
+        <w:numPr>
+          <w:ilvl w:val="0"/>
+          <w:numId w:val="1022"/>
+        </w:numPr>
+      </w:pPr>
+      <w:r>
+        <w:rPr>
+          <w:b/>
+          <w:bCs/>
+        </w:rPr>
+        <w:t xml:space="preserve">B.</w:t>
+      </w:r>
+      <w:r>
+        <w:t xml:space="preserve"> </w:t>
+      </w:r>
+      <w:r>
+        <w:t xml:space="preserve">Writing down everything heard from the recorded interview, including verbal and non-verbal sounds</w:t>
+      </w:r>
+    </w:p>
+    <w:p>
+      <w:pPr>
+        <w:pStyle w:val="Compact"/>
+        <w:numPr>
+          <w:ilvl w:val="0"/>
+          <w:numId w:val="1022"/>
+        </w:numPr>
+      </w:pPr>
+      <w:r>
+        <w:rPr>
+          <w:b/>
+          <w:bCs/>
+        </w:rPr>
+        <w:t xml:space="preserve">C.</w:t>
+      </w:r>
+      <w:r>
+        <w:t xml:space="preserve"> </w:t>
+      </w:r>
+      <w:r>
+        <w:t xml:space="preserve">Translating interviews into another language</w:t>
+      </w:r>
+    </w:p>
+    <w:p>
+      <w:pPr>
+        <w:pStyle w:val="Compact"/>
+        <w:numPr>
+          <w:ilvl w:val="0"/>
+          <w:numId w:val="1022"/>
+        </w:numPr>
+      </w:pPr>
+      <w:r>
+        <w:rPr>
+          <w:b/>
+          <w:bCs/>
+        </w:rPr>
+        <w:t xml:space="preserve">D.</w:t>
+      </w:r>
+      <w:r>
+        <w:t xml:space="preserve"> </w:t>
+      </w:r>
+      <w:r>
+        <w:t xml:space="preserve">Compressing audio files to save disk space</w:t>
+      </w:r>
+    </w:p>
+    <w:tbl>
+      <w:tblPr>
+        <w:tblStyle w:val="Table"/>
+        <w:tblLook w:firstRow="0" w:lastRow="0" w:firstColumn="0" w:lastColumn="0" w:noHBand="0" w:noVBand="0" w:val="0000"/>
+        <w:tblBorders>
+          <w:top w:val="single" w:sz="4" w:space="0" w:color="0758E5"/>
+          <w:left w:val="single" w:sz="24" w:space="0" w:color="0758E5"/>
+          <w:bottom w:val="single" w:sz="4" w:space="0" w:color="0758E5"/>
+          <w:right w:val="single" w:sz="4" w:space="0" w:color="0758E5"/>
+        </w:tblBorders>
+        <w:tblCellMar>
+          <w:left w:w="144" w:type="dxa"/>
+          <w:right w:w="144" w:type="dxa"/>
+        </w:tblCellMar>
+        <w:tblLook w:firstRow="0" w:lastRow="0" w:firstColumn="0" w:lastColumn="0" w:noHBand="0" w:noVBand="0" w:val="0000"/>
+      </w:tblPr>
+      <w:tr>
+        <w:trPr>
+          <w:cantSplit/>
+        </w:trPr>
+        <w:tc>
+          <w:tcPr>
+            <w:shd w:color="auto" w:fill="dae6fb" w:val="clear"/>
+            <w:tcMar>
+              <w:top w:w="92" w:type="dxa"/>
+              <w:bottom w:w="92" w:type="dxa"/>
+            </w:tcMar>
+          </w:tcPr>
+          <w:p>
+            <w:pPr>
+              <w:pStyle w:val="FirstParagraph"/>
+            </w:pPr>
+            <w:pPr>
+              <w:spacing w:before="0" w:after="0"/>
+              <w:textAlignment w:val="center"/>
+            </w:pPr>
+            <w:r>
+              <w:drawing>
+                <wp:inline>
+                  <wp:extent cx="152400" cy="152400"/>
+                  <wp:effectExtent b="0" l="0" r="0" t="0"/>
+                  <wp:docPr descr="" title="" id="41" name="Picture"/>
+                  <a:graphic>
+                    <a:graphicData uri="http://schemas.openxmlformats.org/drawingml/2006/picture">
+                      <pic:pic>
+                        <pic:nvPicPr>
+                          <pic:cNvPr descr="/Applications/quarto/share/formats/docx/note.png" id="42" name="Picture"/>
+                          <pic:cNvPicPr>
+                            <a:picLocks noChangeArrowheads="1" noChangeAspect="1"/>
+                          </pic:cNvPicPr>
+                        </pic:nvPicPr>
+                        <pic:blipFill>
+                          <a:blip r:embed="rId37"/>
+                          <a:stretch>
+                            <a:fillRect/>
+                          </a:stretch>
+                        </pic:blipFill>
+                        <pic:spPr bwMode="auto">
+                          <a:xfrm>
+                            <a:off x="0" y="0"/>
+                            <a:ext cx="152400" cy="152400"/>
+                          </a:xfrm>
+                          <a:prstGeom prst="rect">
+                            <a:avLst/>
+                          </a:prstGeom>
+                          <a:noFill/>
+                          <a:ln w="9525">
+                            <a:noFill/>
+                            <a:headEnd/>
+                            <a:tailEnd/>
+                          </a:ln>
+                        </pic:spPr>
+                      </pic:pic>
+                    </a:graphicData>
+                  </a:graphic>
+                </wp:inline>
+              </w:drawing>
+            </w:r>
+            <w:r>
+              <w:t xml:space="preserve"> </w:t>
+            </w:r>
+            <w:r>
+              <w:t xml:space="preserve"> </w:t>
+            </w:r>
+            <w:r>
+              <w:t xml:space="preserve">정답 보기</w:t>
+            </w:r>
+          </w:p>
+        </w:tc>
+      </w:tr>
+      <w:tr>
+        <w:trPr>
+          <w:cantSplit/>
+        </w:trPr>
+        <w:tc>
+          <w:tcPr>
+            <w:tcMar>
+              <w:top w:w="108" w:type="dxa"/>
+              <w:bottom w:w="108" w:type="dxa"/>
+            </w:tcMar>
+          </w:tcPr>
+          <w:p>
+            <w:pPr>
+              <w:pStyle w:val="BodyText"/>
+            </w:pPr>
+            <w:pPr>
+              <w:spacing w:before="16"/>
+            </w:pPr>
+            <w:r>
+              <w:rPr>
+                <w:b/>
+                <w:bCs/>
+              </w:rPr>
+              <w:t xml:space="preserve">정답: B</w:t>
+            </w:r>
+          </w:p>
+          <w:p>
+            <w:pPr>
+              <w:pStyle w:val="BodyText"/>
+            </w:pPr>
+            <w:pPr>
+              <w:spacing w:after="16"/>
+            </w:pPr>
+            <w:r>
+              <w:t xml:space="preserve">Transcription is the verbatim writing of audio recordings, including pauses, fillers, and non-verbal cues.</w:t>
+            </w:r>
+          </w:p>
+          <w:p/>
+        </w:tc>
+      </w:tr>
+    </w:tbl>
+    <w:bookmarkEnd w:id="43"/>
+    <w:bookmarkStart w:id="46" w:name="Xbd18de8a8fdbe976a2e5ae84766c1938b07c606"/>
+    <w:p>
+      <w:pPr>
+        <w:pStyle w:val="Heading3"/>
+      </w:pPr>
+      <w:r>
+        <w:t xml:space="preserve">Q3. Roughly how much time can a 1-hour interview take to transcribe?</w:t>
+      </w:r>
+    </w:p>
+    <w:p>
+      <w:pPr>
+        <w:pStyle w:val="Compact"/>
+        <w:numPr>
+          <w:ilvl w:val="0"/>
+          <w:numId w:val="1023"/>
+        </w:numPr>
+      </w:pPr>
+      <w:r>
+        <w:rPr>
+          <w:b/>
+          <w:bCs/>
+        </w:rPr>
+        <w:t xml:space="preserve">A.</w:t>
+      </w:r>
+      <w:r>
+        <w:t xml:space="preserve"> </w:t>
+      </w:r>
+      <w:r>
+        <w:t xml:space="preserve">Less than 30 minutes</w:t>
+      </w:r>
+    </w:p>
+    <w:p>
+      <w:pPr>
+        <w:pStyle w:val="Compact"/>
+        <w:numPr>
+          <w:ilvl w:val="0"/>
+          <w:numId w:val="1023"/>
+        </w:numPr>
+      </w:pPr>
+      <w:r>
+        <w:rPr>
+          <w:b/>
+          <w:bCs/>
+        </w:rPr>
+        <w:t xml:space="preserve">B.</w:t>
+      </w:r>
+      <w:r>
+        <w:t xml:space="preserve"> </w:t>
+      </w:r>
+      <w:r>
+        <w:t xml:space="preserve">Approximately the same as the interview length</w:t>
+      </w:r>
+    </w:p>
+    <w:p>
+      <w:pPr>
+        <w:pStyle w:val="Compact"/>
+        <w:numPr>
+          <w:ilvl w:val="0"/>
+          <w:numId w:val="1023"/>
+        </w:numPr>
+      </w:pPr>
+      <w:r>
+        <w:rPr>
+          <w:b/>
+          <w:bCs/>
+        </w:rPr>
+        <w:t xml:space="preserve">C.</w:t>
+      </w:r>
+      <w:r>
+        <w:t xml:space="preserve"> </w:t>
+      </w:r>
+      <w:r>
+        <w:t xml:space="preserve">Up to 8 hours, depending on typing speed and audio quality</w:t>
+      </w:r>
+    </w:p>
+    <w:p>
+      <w:pPr>
+        <w:pStyle w:val="Compact"/>
+        <w:numPr>
+          <w:ilvl w:val="0"/>
+          <w:numId w:val="1023"/>
+        </w:numPr>
+      </w:pPr>
+      <w:r>
+        <w:rPr>
+          <w:b/>
+          <w:bCs/>
+        </w:rPr>
+        <w:t xml:space="preserve">D.</w:t>
+      </w:r>
+      <w:r>
+        <w:t xml:space="preserve"> </w:t>
+      </w:r>
+      <w:r>
+        <w:t xml:space="preserve">Always exactly 24 hours</w:t>
+      </w:r>
+    </w:p>
+    <w:tbl>
+      <w:tblPr>
+        <w:tblStyle w:val="Table"/>
+        <w:tblLook w:firstRow="0" w:lastRow="0" w:firstColumn="0" w:lastColumn="0" w:noHBand="0" w:noVBand="0" w:val="0000"/>
+        <w:tblBorders>
+          <w:top w:val="single" w:sz="4" w:space="0" w:color="0758E5"/>
+          <w:left w:val="single" w:sz="24" w:space="0" w:color="0758E5"/>
+          <w:bottom w:val="single" w:sz="4" w:space="0" w:color="0758E5"/>
+          <w:right w:val="single" w:sz="4" w:space="0" w:color="0758E5"/>
+        </w:tblBorders>
+        <w:tblCellMar>
+          <w:left w:w="144" w:type="dxa"/>
+          <w:right w:w="144" w:type="dxa"/>
+        </w:tblCellMar>
+        <w:tblLook w:firstRow="0" w:lastRow="0" w:firstColumn="0" w:lastColumn="0" w:noHBand="0" w:noVBand="0" w:val="0000"/>
+      </w:tblPr>
+      <w:tr>
+        <w:trPr>
+          <w:cantSplit/>
+        </w:trPr>
+        <w:tc>
+          <w:tcPr>
+            <w:shd w:color="auto" w:fill="dae6fb" w:val="clear"/>
+            <w:tcMar>
+              <w:top w:w="92" w:type="dxa"/>
+              <w:bottom w:w="92" w:type="dxa"/>
+            </w:tcMar>
+          </w:tcPr>
+          <w:p>
+            <w:pPr>
+              <w:pStyle w:val="FirstParagraph"/>
+            </w:pPr>
+            <w:pPr>
+              <w:spacing w:before="0" w:after="0"/>
+              <w:textAlignment w:val="center"/>
+            </w:pPr>
+            <w:r>
+              <w:drawing>
+                <wp:inline>
+                  <wp:extent cx="152400" cy="152400"/>
+                  <wp:effectExtent b="0" l="0" r="0" t="0"/>
+                  <wp:docPr descr="" title="" id="44" name="Picture"/>
+                  <a:graphic>
+                    <a:graphicData uri="http://schemas.openxmlformats.org/drawingml/2006/picture">
+                      <pic:pic>
+                        <pic:nvPicPr>
+                          <pic:cNvPr descr="/Applications/quarto/share/formats/docx/note.png" id="45" name="Picture"/>
+                          <pic:cNvPicPr>
+                            <a:picLocks noChangeArrowheads="1" noChangeAspect="1"/>
+                          </pic:cNvPicPr>
+                        </pic:nvPicPr>
+                        <pic:blipFill>
+                          <a:blip r:embed="rId37"/>
+                          <a:stretch>
+                            <a:fillRect/>
+                          </a:stretch>
+                        </pic:blipFill>
+                        <pic:spPr bwMode="auto">
+                          <a:xfrm>
+                            <a:off x="0" y="0"/>
+                            <a:ext cx="152400" cy="152400"/>
+                          </a:xfrm>
+                          <a:prstGeom prst="rect">
+                            <a:avLst/>
+                          </a:prstGeom>
+                          <a:noFill/>
+                          <a:ln w="9525">
+                            <a:noFill/>
+                            <a:headEnd/>
+                            <a:tailEnd/>
+                          </a:ln>
+                        </pic:spPr>
+                      </pic:pic>
+                    </a:graphicData>
+                  </a:graphic>
+                </wp:inline>
+              </w:drawing>
+            </w:r>
+            <w:r>
+              <w:t xml:space="preserve"> </w:t>
+            </w:r>
+            <w:r>
+              <w:t xml:space="preserve"> </w:t>
+            </w:r>
+            <w:r>
+              <w:t xml:space="preserve">정답 보기</w:t>
+            </w:r>
+          </w:p>
+        </w:tc>
+      </w:tr>
+      <w:tr>
+        <w:trPr>
+          <w:cantSplit/>
+        </w:trPr>
+        <w:tc>
+          <w:tcPr>
+            <w:tcMar>
+              <w:top w:w="108" w:type="dxa"/>
+              <w:bottom w:w="108" w:type="dxa"/>
+            </w:tcMar>
+          </w:tcPr>
+          <w:p>
+            <w:pPr>
+              <w:pStyle w:val="BodyText"/>
+            </w:pPr>
+            <w:pPr>
+              <w:spacing w:before="16"/>
+            </w:pPr>
+            <w:r>
+              <w:rPr>
+                <w:b/>
+                <w:bCs/>
+              </w:rPr>
+              <w:t xml:space="preserve">정답: C</w:t>
+            </w:r>
+          </w:p>
+          <w:p>
+            <w:pPr>
+              <w:pStyle w:val="BodyText"/>
+            </w:pPr>
+            <w:pPr>
+              <w:spacing w:after="16"/>
+            </w:pPr>
+            <w:r>
+              <w:t xml:space="preserve">A 1-hour interview can take up to 8 hours to transcribe — researchers should plan accordingly.</w:t>
+            </w:r>
+          </w:p>
+          <w:p/>
+        </w:tc>
+      </w:tr>
+    </w:tbl>
+    <w:bookmarkEnd w:id="46"/>
+    <w:bookmarkStart w:id="49" w:name="q4.-a-theoretical-memo-is-one-that"/>
+    <w:p>
+      <w:pPr>
+        <w:pStyle w:val="Heading3"/>
+      </w:pPr>
+      <w:r>
+        <w:t xml:space="preserve">Q4. A theoretical memo is one that:</w:t>
+      </w:r>
+    </w:p>
+    <w:p>
+      <w:pPr>
+        <w:pStyle w:val="Compact"/>
+        <w:numPr>
+          <w:ilvl w:val="0"/>
+          <w:numId w:val="1024"/>
+        </w:numPr>
+      </w:pPr>
+      <w:r>
+        <w:rPr>
+          <w:b/>
+          <w:bCs/>
+        </w:rPr>
+        <w:t xml:space="preserve">A.</w:t>
+      </w:r>
+      <w:r>
+        <w:t xml:space="preserve"> </w:t>
+      </w:r>
+      <w:r>
+        <w:t xml:space="preserve">Connects parts of the narrative to a theory or theoretical concept</w:t>
+      </w:r>
+    </w:p>
+    <w:p>
+      <w:pPr>
+        <w:pStyle w:val="Compact"/>
+        <w:numPr>
+          <w:ilvl w:val="0"/>
+          <w:numId w:val="1024"/>
+        </w:numPr>
+      </w:pPr>
+      <w:r>
+        <w:rPr>
+          <w:b/>
+          <w:bCs/>
+        </w:rPr>
+        <w:t xml:space="preserve">B.</w:t>
+      </w:r>
+      <w:r>
+        <w:t xml:space="preserve"> </w:t>
+      </w:r>
+      <w:r>
+        <w:t xml:space="preserve">Connects the narrative to the researcher’s personal past</w:t>
+      </w:r>
+    </w:p>
+    <w:p>
+      <w:pPr>
+        <w:pStyle w:val="Compact"/>
+        <w:numPr>
+          <w:ilvl w:val="0"/>
+          <w:numId w:val="1024"/>
+        </w:numPr>
+      </w:pPr>
+      <w:r>
+        <w:rPr>
+          <w:b/>
+          <w:bCs/>
+        </w:rPr>
+        <w:t xml:space="preserve">C.</w:t>
+      </w:r>
+      <w:r>
+        <w:t xml:space="preserve"> </w:t>
+      </w:r>
+      <w:r>
+        <w:t xml:space="preserve">Predicts a relationship between parts of the narrative</w:t>
+      </w:r>
+    </w:p>
+    <w:p>
+      <w:pPr>
+        <w:pStyle w:val="Compact"/>
+        <w:numPr>
+          <w:ilvl w:val="0"/>
+          <w:numId w:val="1024"/>
+        </w:numPr>
+      </w:pPr>
+      <w:r>
+        <w:rPr>
+          <w:b/>
+          <w:bCs/>
+        </w:rPr>
+        <w:t xml:space="preserve">D.</w:t>
+      </w:r>
+      <w:r>
+        <w:t xml:space="preserve"> </w:t>
+      </w:r>
+      <w:r>
+        <w:t xml:space="preserve">Records demographic data</w:t>
+      </w:r>
+    </w:p>
+    <w:tbl>
+      <w:tblPr>
+        <w:tblStyle w:val="Table"/>
+        <w:tblLook w:firstRow="0" w:lastRow="0" w:firstColumn="0" w:lastColumn="0" w:noHBand="0" w:noVBand="0" w:val="0000"/>
+        <w:tblBorders>
+          <w:top w:val="single" w:sz="4" w:space="0" w:color="0758E5"/>
+          <w:left w:val="single" w:sz="24" w:space="0" w:color="0758E5"/>
+          <w:bottom w:val="single" w:sz="4" w:space="0" w:color="0758E5"/>
+          <w:right w:val="single" w:sz="4" w:space="0" w:color="0758E5"/>
+        </w:tblBorders>
+        <w:tblCellMar>
+          <w:left w:w="144" w:type="dxa"/>
+          <w:right w:w="144" w:type="dxa"/>
+        </w:tblCellMar>
+        <w:tblLook w:firstRow="0" w:lastRow="0" w:firstColumn="0" w:lastColumn="0" w:noHBand="0" w:noVBand="0" w:val="0000"/>
+      </w:tblPr>
+      <w:tr>
+        <w:trPr>
+          <w:cantSplit/>
+        </w:trPr>
+        <w:tc>
+          <w:tcPr>
+            <w:shd w:color="auto" w:fill="dae6fb" w:val="clear"/>
+            <w:tcMar>
+              <w:top w:w="92" w:type="dxa"/>
+              <w:bottom w:w="92" w:type="dxa"/>
+            </w:tcMar>
+          </w:tcPr>
+          <w:p>
+            <w:pPr>
+              <w:pStyle w:val="FirstParagraph"/>
+            </w:pPr>
+            <w:pPr>
+              <w:spacing w:before="0" w:after="0"/>
+              <w:textAlignment w:val="center"/>
+            </w:pPr>
+            <w:r>
+              <w:drawing>
+                <wp:inline>
+                  <wp:extent cx="152400" cy="152400"/>
+                  <wp:effectExtent b="0" l="0" r="0" t="0"/>
+                  <wp:docPr descr="" title="" id="47" name="Picture"/>
+                  <a:graphic>
+                    <a:graphicData uri="http://schemas.openxmlformats.org/drawingml/2006/picture">
+                      <pic:pic>
+                        <pic:nvPicPr>
+                          <pic:cNvPr descr="/Applications/quarto/share/formats/docx/note.png" id="48" name="Picture"/>
+                          <pic:cNvPicPr>
+                            <a:picLocks noChangeArrowheads="1" noChangeAspect="1"/>
+                          </pic:cNvPicPr>
+                        </pic:nvPicPr>
+                        <pic:blipFill>
+                          <a:blip r:embed="rId37"/>
+                          <a:stretch>
+                            <a:fillRect/>
+                          </a:stretch>
+                        </pic:blipFill>
+                        <pic:spPr bwMode="auto">
+                          <a:xfrm>
+                            <a:off x="0" y="0"/>
+                            <a:ext cx="152400" cy="152400"/>
+                          </a:xfrm>
+                          <a:prstGeom prst="rect">
+                            <a:avLst/>
+                          </a:prstGeom>
+                          <a:noFill/>
+                          <a:ln w="9525">
+                            <a:noFill/>
+                            <a:headEnd/>
+                            <a:tailEnd/>
+                          </a:ln>
+                        </pic:spPr>
+                      </pic:pic>
+                    </a:graphicData>
+                  </a:graphic>
+                </wp:inline>
+              </w:drawing>
+            </w:r>
+            <w:r>
+              <w:t xml:space="preserve"> </w:t>
+            </w:r>
+            <w:r>
+              <w:t xml:space="preserve"> </w:t>
+            </w:r>
+            <w:r>
+              <w:t xml:space="preserve">정답 보기</w:t>
+            </w:r>
+          </w:p>
+        </w:tc>
+      </w:tr>
+      <w:tr>
+        <w:trPr>
+          <w:cantSplit/>
+        </w:trPr>
+        <w:tc>
+          <w:tcPr>
+            <w:tcMar>
+              <w:top w:w="108" w:type="dxa"/>
+              <w:bottom w:w="108" w:type="dxa"/>
+            </w:tcMar>
+          </w:tcPr>
+          <w:p>
+            <w:pPr>
+              <w:pStyle w:val="BodyText"/>
+            </w:pPr>
+            <w:pPr>
+              <w:spacing w:before="16"/>
+            </w:pPr>
+            <w:r>
+              <w:rPr>
+                <w:b/>
+                <w:bCs/>
+              </w:rPr>
+              <w:t xml:space="preserve">정답: A</w:t>
+            </w:r>
+          </w:p>
+          <w:p>
+            <w:pPr>
+              <w:pStyle w:val="BodyText"/>
+            </w:pPr>
+            <w:pPr>
+              <w:spacing w:after="16"/>
+            </w:pPr>
+            <w:r>
+              <w:t xml:space="preserve">Theoretical memos link narrative content to theoretical frameworks (e.g., feminist theory, functionalism).</w:t>
+            </w:r>
+          </w:p>
+          <w:p/>
+        </w:tc>
+      </w:tr>
+    </w:tbl>
+    <w:bookmarkEnd w:id="49"/>
+    <w:bookmarkStart w:id="52" w:name="Xed9cb2447a107b1160aed2c7a669340f01d5b11"/>
+    <w:p>
+      <w:pPr>
+        <w:pStyle w:val="Heading3"/>
+      </w:pPr>
+      <w:r>
+        <w:t xml:space="preserve">Q5. Which notation is commonly used to indicate non-verbal sounds like laughter or coughing in a transcript?</w:t>
+      </w:r>
+    </w:p>
+    <w:p>
+      <w:pPr>
+        <w:pStyle w:val="Compact"/>
+        <w:numPr>
+          <w:ilvl w:val="0"/>
+          <w:numId w:val="1025"/>
+        </w:numPr>
+      </w:pPr>
+      <w:r>
+        <w:rPr>
+          <w:b/>
+          <w:bCs/>
+        </w:rPr>
+        <w:t xml:space="preserve">A.</w:t>
+      </w:r>
+      <w:r>
+        <w:t xml:space="preserve"> </w:t>
+      </w:r>
+      <w:r>
+        <w:t xml:space="preserve">Double parentheses (( ))</w:t>
+      </w:r>
+    </w:p>
+    <w:p>
+      <w:pPr>
+        <w:pStyle w:val="Compact"/>
+        <w:numPr>
+          <w:ilvl w:val="0"/>
+          <w:numId w:val="1025"/>
+        </w:numPr>
+      </w:pPr>
+      <w:r>
+        <w:rPr>
+          <w:b/>
+          <w:bCs/>
+        </w:rPr>
+        <w:t xml:space="preserve">B.</w:t>
+      </w:r>
+      <w:r>
+        <w:t xml:space="preserve"> </w:t>
+      </w:r>
+      <w:r>
+        <w:t xml:space="preserve">Single quotes ’ ’</w:t>
+      </w:r>
+    </w:p>
+    <w:p>
+      <w:pPr>
+        <w:pStyle w:val="Compact"/>
+        <w:numPr>
+          <w:ilvl w:val="0"/>
+          <w:numId w:val="1025"/>
+        </w:numPr>
+      </w:pPr>
+      <w:r>
+        <w:rPr>
+          <w:b/>
+          <w:bCs/>
+        </w:rPr>
+        <w:t xml:space="preserve">C.</w:t>
+      </w:r>
+      <w:r>
+        <w:t xml:space="preserve"> </w:t>
+      </w:r>
+      <w:r>
+        <w:t xml:space="preserve">Curly braces { }</w:t>
+      </w:r>
+    </w:p>
+    <w:p>
+      <w:pPr>
+        <w:pStyle w:val="Compact"/>
+        <w:numPr>
+          <w:ilvl w:val="0"/>
+          <w:numId w:val="1025"/>
+        </w:numPr>
+      </w:pPr>
+      <w:r>
+        <w:rPr>
+          <w:b/>
+          <w:bCs/>
+        </w:rPr>
+        <w:t xml:space="preserve">D.</w:t>
+      </w:r>
+      <w:r>
+        <w:t xml:space="preserve"> </w:t>
+      </w:r>
+      <w:r>
+        <w:t xml:space="preserve">Brackets [ ]</w:t>
+      </w:r>
+    </w:p>
+    <w:tbl>
+      <w:tblPr>
+        <w:tblStyle w:val="Table"/>
+        <w:tblLook w:firstRow="0" w:lastRow="0" w:firstColumn="0" w:lastColumn="0" w:noHBand="0" w:noVBand="0" w:val="0000"/>
+        <w:tblBorders>
+          <w:top w:val="single" w:sz="4" w:space="0" w:color="0758E5"/>
+          <w:left w:val="single" w:sz="24" w:space="0" w:color="0758E5"/>
+          <w:bottom w:val="single" w:sz="4" w:space="0" w:color="0758E5"/>
+          <w:right w:val="single" w:sz="4" w:space="0" w:color="0758E5"/>
+        </w:tblBorders>
+        <w:tblCellMar>
+          <w:left w:w="144" w:type="dxa"/>
+          <w:right w:w="144" w:type="dxa"/>
+        </w:tblCellMar>
+        <w:tblLook w:firstRow="0" w:lastRow="0" w:firstColumn="0" w:lastColumn="0" w:noHBand="0" w:noVBand="0" w:val="0000"/>
+      </w:tblPr>
+      <w:tr>
+        <w:trPr>
+          <w:cantSplit/>
+        </w:trPr>
+        <w:tc>
+          <w:tcPr>
+            <w:shd w:color="auto" w:fill="dae6fb" w:val="clear"/>
+            <w:tcMar>
+              <w:top w:w="92" w:type="dxa"/>
+              <w:bottom w:w="92" w:type="dxa"/>
+            </w:tcMar>
+          </w:tcPr>
+          <w:p>
+            <w:pPr>
+              <w:pStyle w:val="FirstParagraph"/>
+            </w:pPr>
+            <w:pPr>
+              <w:spacing w:before="0" w:after="0"/>
+              <w:textAlignment w:val="center"/>
+            </w:pPr>
+            <w:r>
+              <w:drawing>
+                <wp:inline>
+                  <wp:extent cx="152400" cy="152400"/>
+                  <wp:effectExtent b="0" l="0" r="0" t="0"/>
+                  <wp:docPr descr="" title="" id="50" name="Picture"/>
+                  <a:graphic>
+                    <a:graphicData uri="http://schemas.openxmlformats.org/drawingml/2006/picture">
+                      <pic:pic>
+                        <pic:nvPicPr>
+                          <pic:cNvPr descr="/Applications/quarto/share/formats/docx/note.png" id="51" name="Picture"/>
+                          <pic:cNvPicPr>
+                            <a:picLocks noChangeArrowheads="1" noChangeAspect="1"/>
+                          </pic:cNvPicPr>
+                        </pic:nvPicPr>
+                        <pic:blipFill>
+                          <a:blip r:embed="rId37"/>
+                          <a:stretch>
+                            <a:fillRect/>
+                          </a:stretch>
+                        </pic:blipFill>
+                        <pic:spPr bwMode="auto">
+                          <a:xfrm>
+                            <a:off x="0" y="0"/>
+                            <a:ext cx="152400" cy="152400"/>
+                          </a:xfrm>
+                          <a:prstGeom prst="rect">
+                            <a:avLst/>
+                          </a:prstGeom>
+                          <a:noFill/>
+                          <a:ln w="9525">
+                            <a:noFill/>
+                            <a:headEnd/>
+                            <a:tailEnd/>
+                          </a:ln>
+                        </pic:spPr>
+                      </pic:pic>
+                    </a:graphicData>
+                  </a:graphic>
+                </wp:inline>
+              </w:drawing>
+            </w:r>
+            <w:r>
+              <w:t xml:space="preserve"> </w:t>
+            </w:r>
+            <w:r>
+              <w:t xml:space="preserve"> </w:t>
+            </w:r>
+            <w:r>
+              <w:t xml:space="preserve">정답 보기</w:t>
+            </w:r>
+          </w:p>
+        </w:tc>
+      </w:tr>
+      <w:tr>
+        <w:trPr>
+          <w:cantSplit/>
+        </w:trPr>
+        <w:tc>
+          <w:tcPr>
+            <w:tcMar>
+              <w:top w:w="108" w:type="dxa"/>
+              <w:bottom w:w="108" w:type="dxa"/>
+            </w:tcMar>
+          </w:tcPr>
+          <w:p>
+            <w:pPr>
+              <w:pStyle w:val="BodyText"/>
+            </w:pPr>
+            <w:pPr>
+              <w:spacing w:before="16"/>
+            </w:pPr>
+            <w:r>
+              <w:rPr>
+                <w:b/>
+                <w:bCs/>
+              </w:rPr>
+              <w:t xml:space="preserve">정답: A</w:t>
+            </w:r>
+          </w:p>
+          <w:p>
+            <w:pPr>
+              <w:pStyle w:val="BodyText"/>
+            </w:pPr>
+            <w:pPr>
+              <w:spacing w:after="16"/>
+            </w:pPr>
+            <w:r>
+              <w:t xml:space="preserve">Per Research Workshop 12.1, double parentheses (( )) are used to indicate non-verbal sounds.</w:t>
+            </w:r>
+          </w:p>
+          <w:p/>
+        </w:tc>
+      </w:tr>
+    </w:tbl>
+    <w:bookmarkEnd w:id="52"/>
+    <w:bookmarkEnd w:id="53"/>
+    <w:bookmarkStart w:id="54" w:name="reference"/>
     <w:p>
       <w:pPr>
         <w:pStyle w:val="Heading1"/>
@@ -1312,8 +2163,12 @@
         <w:t xml:space="preserve">Reference</w:t>
       </w:r>
     </w:p>
-    <w:bookmarkEnd w:id="38"/>
-    <w:sectPr/>
+    <w:bookmarkEnd w:id="54"/>
+    <w:sectPr>
+      <w:footnotePr>
+        <w:numRestart w:val="eachSect"/>
+      </w:footnotePr>
+    </w:sectPr>
   </w:body>
 </w:document>
 </file>
@@ -1520,261 +2375,6 @@
       <w:rPr>
         <w:rFonts w:ascii="Wingdings" w:hAnsi="Wingdings" w:cs="Wingdings" w:hint="default"/>
       </w:rPr>
-    </w:lvl>
-  </w:abstractNum>
-  <w:abstractNum w:abstractNumId="99731">
-    <w:nsid w:val="00A99731"/>
-    <w:multiLevelType w:val="multilevel"/>
-    <w:lvl w:ilvl="0">
-      <w:start w:val="1"/>
-      <w:numFmt w:val="lowerLetter"/>
-      <w:lvlText w:val="(%1)"/>
-      <w:lvlJc w:val="left"/>
-      <w:pPr>
-        <w:ind w:left="720" w:hanging="360"/>
-      </w:pPr>
-    </w:lvl>
-    <w:lvl w:ilvl="1">
-      <w:start w:val="1"/>
-      <w:numFmt w:val="lowerLetter"/>
-      <w:lvlText w:val="(%2)"/>
-      <w:lvlJc w:val="left"/>
-      <w:pPr>
-        <w:ind w:left="1440" w:hanging="360"/>
-      </w:pPr>
-    </w:lvl>
-    <w:lvl w:ilvl="2">
-      <w:start w:val="1"/>
-      <w:numFmt w:val="lowerLetter"/>
-      <w:lvlText w:val="(%3)"/>
-      <w:lvlJc w:val="left"/>
-      <w:pPr>
-        <w:ind w:left="2160" w:hanging="360"/>
-      </w:pPr>
-    </w:lvl>
-    <w:lvl w:ilvl="3">
-      <w:start w:val="1"/>
-      <w:numFmt w:val="lowerLetter"/>
-      <w:lvlText w:val="(%4)"/>
-      <w:lvlJc w:val="left"/>
-      <w:pPr>
-        <w:ind w:left="2880" w:hanging="360"/>
-      </w:pPr>
-    </w:lvl>
-    <w:lvl w:ilvl="4">
-      <w:start w:val="1"/>
-      <w:numFmt w:val="lowerLetter"/>
-      <w:lvlText w:val="(%5)"/>
-      <w:lvlJc w:val="left"/>
-      <w:pPr>
-        <w:ind w:left="3600" w:hanging="360"/>
-      </w:pPr>
-    </w:lvl>
-    <w:lvl w:ilvl="5">
-      <w:start w:val="1"/>
-      <w:numFmt w:val="lowerLetter"/>
-      <w:lvlText w:val="(%6)"/>
-      <w:lvlJc w:val="left"/>
-      <w:pPr>
-        <w:ind w:left="4320" w:hanging="360"/>
-      </w:pPr>
-    </w:lvl>
-    <w:lvl w:ilvl="6">
-      <w:start w:val="1"/>
-      <w:numFmt w:val="lowerLetter"/>
-      <w:lvlText w:val="(%7)"/>
-      <w:lvlJc w:val="left"/>
-      <w:pPr>
-        <w:ind w:left="5040" w:hanging="360"/>
-      </w:pPr>
-    </w:lvl>
-    <w:lvl w:ilvl="7">
-      <w:start w:val="1"/>
-      <w:numFmt w:val="lowerLetter"/>
-      <w:lvlText w:val="(%8)"/>
-      <w:lvlJc w:val="left"/>
-      <w:pPr>
-        <w:ind w:left="5760" w:hanging="360"/>
-      </w:pPr>
-    </w:lvl>
-    <w:lvl w:ilvl="8">
-      <w:start w:val="1"/>
-      <w:numFmt w:val="lowerLetter"/>
-      <w:lvlText w:val="(%9)"/>
-      <w:lvlJc w:val="left"/>
-      <w:pPr>
-        <w:ind w:left="6480" w:hanging="360"/>
-      </w:pPr>
-    </w:lvl>
-  </w:abstractNum>
-  <w:abstractNum w:abstractNumId="99732">
-    <w:nsid w:val="00A99732"/>
-    <w:multiLevelType w:val="multilevel"/>
-    <w:lvl w:ilvl="0">
-      <w:start w:val="2"/>
-      <w:numFmt w:val="lowerLetter"/>
-      <w:lvlText w:val="(%1)"/>
-      <w:lvlJc w:val="left"/>
-      <w:pPr>
-        <w:ind w:left="720" w:hanging="360"/>
-      </w:pPr>
-    </w:lvl>
-    <w:lvl w:ilvl="1">
-      <w:start w:val="2"/>
-      <w:numFmt w:val="lowerLetter"/>
-      <w:lvlText w:val="(%2)"/>
-      <w:lvlJc w:val="left"/>
-      <w:pPr>
-        <w:ind w:left="1440" w:hanging="360"/>
-      </w:pPr>
-    </w:lvl>
-    <w:lvl w:ilvl="2">
-      <w:start w:val="2"/>
-      <w:numFmt w:val="lowerLetter"/>
-      <w:lvlText w:val="(%3)"/>
-      <w:lvlJc w:val="left"/>
-      <w:pPr>
-        <w:ind w:left="2160" w:hanging="360"/>
-      </w:pPr>
-    </w:lvl>
-    <w:lvl w:ilvl="3">
-      <w:start w:val="2"/>
-      <w:numFmt w:val="lowerLetter"/>
-      <w:lvlText w:val="(%4)"/>
-      <w:lvlJc w:val="left"/>
-      <w:pPr>
-        <w:ind w:left="2880" w:hanging="360"/>
-      </w:pPr>
-    </w:lvl>
-    <w:lvl w:ilvl="4">
-      <w:start w:val="2"/>
-      <w:numFmt w:val="lowerLetter"/>
-      <w:lvlText w:val="(%5)"/>
-      <w:lvlJc w:val="left"/>
-      <w:pPr>
-        <w:ind w:left="3600" w:hanging="360"/>
-      </w:pPr>
-    </w:lvl>
-    <w:lvl w:ilvl="5">
-      <w:start w:val="2"/>
-      <w:numFmt w:val="lowerLetter"/>
-      <w:lvlText w:val="(%6)"/>
-      <w:lvlJc w:val="left"/>
-      <w:pPr>
-        <w:ind w:left="4320" w:hanging="360"/>
-      </w:pPr>
-    </w:lvl>
-    <w:lvl w:ilvl="6">
-      <w:start w:val="2"/>
-      <w:numFmt w:val="lowerLetter"/>
-      <w:lvlText w:val="(%7)"/>
-      <w:lvlJc w:val="left"/>
-      <w:pPr>
-        <w:ind w:left="5040" w:hanging="360"/>
-      </w:pPr>
-    </w:lvl>
-    <w:lvl w:ilvl="7">
-      <w:start w:val="2"/>
-      <w:numFmt w:val="lowerLetter"/>
-      <w:lvlText w:val="(%8)"/>
-      <w:lvlJc w:val="left"/>
-      <w:pPr>
-        <w:ind w:left="5760" w:hanging="360"/>
-      </w:pPr>
-    </w:lvl>
-    <w:lvl w:ilvl="8">
-      <w:start w:val="2"/>
-      <w:numFmt w:val="lowerLetter"/>
-      <w:lvlText w:val="(%9)"/>
-      <w:lvlJc w:val="left"/>
-      <w:pPr>
-        <w:ind w:left="6480" w:hanging="360"/>
-      </w:pPr>
-    </w:lvl>
-  </w:abstractNum>
-  <w:abstractNum w:abstractNumId="99733">
-    <w:nsid w:val="00A99733"/>
-    <w:multiLevelType w:val="multilevel"/>
-    <w:lvl w:ilvl="0">
-      <w:start w:val="3"/>
-      <w:numFmt w:val="lowerLetter"/>
-      <w:lvlText w:val="(%1)"/>
-      <w:lvlJc w:val="left"/>
-      <w:pPr>
-        <w:ind w:left="720" w:hanging="360"/>
-      </w:pPr>
-    </w:lvl>
-    <w:lvl w:ilvl="1">
-      <w:start w:val="3"/>
-      <w:numFmt w:val="lowerLetter"/>
-      <w:lvlText w:val="(%2)"/>
-      <w:lvlJc w:val="left"/>
-      <w:pPr>
-        <w:ind w:left="1440" w:hanging="360"/>
-      </w:pPr>
-    </w:lvl>
-    <w:lvl w:ilvl="2">
-      <w:start w:val="3"/>
-      <w:numFmt w:val="lowerLetter"/>
-      <w:lvlText w:val="(%3)"/>
-      <w:lvlJc w:val="left"/>
-      <w:pPr>
-        <w:ind w:left="2160" w:hanging="360"/>
-      </w:pPr>
-    </w:lvl>
-    <w:lvl w:ilvl="3">
-      <w:start w:val="3"/>
-      <w:numFmt w:val="lowerLetter"/>
-      <w:lvlText w:val="(%4)"/>
-      <w:lvlJc w:val="left"/>
-      <w:pPr>
-        <w:ind w:left="2880" w:hanging="360"/>
-      </w:pPr>
-    </w:lvl>
-    <w:lvl w:ilvl="4">
-      <w:start w:val="3"/>
-      <w:numFmt w:val="lowerLetter"/>
-      <w:lvlText w:val="(%5)"/>
-      <w:lvlJc w:val="left"/>
-      <w:pPr>
-        <w:ind w:left="3600" w:hanging="360"/>
-      </w:pPr>
-    </w:lvl>
-    <w:lvl w:ilvl="5">
-      <w:start w:val="3"/>
-      <w:numFmt w:val="lowerLetter"/>
-      <w:lvlText w:val="(%6)"/>
-      <w:lvlJc w:val="left"/>
-      <w:pPr>
-        <w:ind w:left="4320" w:hanging="360"/>
-      </w:pPr>
-    </w:lvl>
-    <w:lvl w:ilvl="6">
-      <w:start w:val="3"/>
-      <w:numFmt w:val="lowerLetter"/>
-      <w:lvlText w:val="(%7)"/>
-      <w:lvlJc w:val="left"/>
-      <w:pPr>
-        <w:ind w:left="5040" w:hanging="360"/>
-      </w:pPr>
-    </w:lvl>
-    <w:lvl w:ilvl="7">
-      <w:start w:val="3"/>
-      <w:numFmt w:val="lowerLetter"/>
-      <w:lvlText w:val="(%8)"/>
-      <w:lvlJc w:val="left"/>
-      <w:pPr>
-        <w:ind w:left="5760" w:hanging="360"/>
-      </w:pPr>
-    </w:lvl>
-    <w:lvl w:ilvl="8">
-      <w:start w:val="3"/>
-      <w:numFmt w:val="lowerLetter"/>
-      <w:lvlText w:val="(%9)"/>
-      <w:lvlJc w:val="left"/>
-      <w:pPr>
-        <w:ind w:left="6480" w:hanging="360"/>
-      </w:pPr>
     </w:lvl>
   </w:abstractNum>
   <w:num w:numId="1000">
@@ -1850,114 +2450,9 @@
     <w:abstractNumId w:val="991"/>
   </w:num>
   <w:num w:numId="1024">
-    <w:abstractNumId w:val="99731"/>
-    <w:lvlOverride w:ilvl="0">
-      <w:startOverride w:val="1"/>
-    </w:lvlOverride>
-    <w:lvlOverride w:ilvl="1">
-      <w:startOverride w:val="1"/>
-    </w:lvlOverride>
-    <w:lvlOverride w:ilvl="2">
-      <w:startOverride w:val="1"/>
-    </w:lvlOverride>
-    <w:lvlOverride w:ilvl="3">
-      <w:startOverride w:val="1"/>
-    </w:lvlOverride>
-    <w:lvlOverride w:ilvl="4">
-      <w:startOverride w:val="1"/>
-    </w:lvlOverride>
-    <w:lvlOverride w:ilvl="5">
-      <w:startOverride w:val="1"/>
-    </w:lvlOverride>
-    <w:lvlOverride w:ilvl="6">
-      <w:startOverride w:val="1"/>
-    </w:lvlOverride>
-    <w:lvlOverride w:ilvl="7">
-      <w:startOverride w:val="1"/>
-    </w:lvlOverride>
-    <w:lvlOverride w:ilvl="8">
-      <w:startOverride w:val="1"/>
-    </w:lvlOverride>
+    <w:abstractNumId w:val="991"/>
   </w:num>
   <w:num w:numId="1025">
-    <w:abstractNumId w:val="99732"/>
-    <w:lvlOverride w:ilvl="0">
-      <w:startOverride w:val="2"/>
-    </w:lvlOverride>
-    <w:lvlOverride w:ilvl="1">
-      <w:startOverride w:val="2"/>
-    </w:lvlOverride>
-    <w:lvlOverride w:ilvl="2">
-      <w:startOverride w:val="2"/>
-    </w:lvlOverride>
-    <w:lvlOverride w:ilvl="3">
-      <w:startOverride w:val="2"/>
-    </w:lvlOverride>
-    <w:lvlOverride w:ilvl="4">
-      <w:startOverride w:val="2"/>
-    </w:lvlOverride>
-    <w:lvlOverride w:ilvl="5">
-      <w:startOverride w:val="2"/>
-    </w:lvlOverride>
-    <w:lvlOverride w:ilvl="6">
-      <w:startOverride w:val="2"/>
-    </w:lvlOverride>
-    <w:lvlOverride w:ilvl="7">
-      <w:startOverride w:val="2"/>
-    </w:lvlOverride>
-    <w:lvlOverride w:ilvl="8">
-      <w:startOverride w:val="2"/>
-    </w:lvlOverride>
-  </w:num>
-  <w:num w:numId="1026">
-    <w:abstractNumId w:val="99733"/>
-    <w:lvlOverride w:ilvl="0">
-      <w:startOverride w:val="3"/>
-    </w:lvlOverride>
-    <w:lvlOverride w:ilvl="1">
-      <w:startOverride w:val="3"/>
-    </w:lvlOverride>
-    <w:lvlOverride w:ilvl="2">
-      <w:startOverride w:val="3"/>
-    </w:lvlOverride>
-    <w:lvlOverride w:ilvl="3">
-      <w:startOverride w:val="3"/>
-    </w:lvlOverride>
-    <w:lvlOverride w:ilvl="4">
-      <w:startOverride w:val="3"/>
-    </w:lvlOverride>
-    <w:lvlOverride w:ilvl="5">
-      <w:startOverride w:val="3"/>
-    </w:lvlOverride>
-    <w:lvlOverride w:ilvl="6">
-      <w:startOverride w:val="3"/>
-    </w:lvlOverride>
-    <w:lvlOverride w:ilvl="7">
-      <w:startOverride w:val="3"/>
-    </w:lvlOverride>
-    <w:lvlOverride w:ilvl="8">
-      <w:startOverride w:val="3"/>
-    </w:lvlOverride>
-  </w:num>
-  <w:num w:numId="1027">
-    <w:abstractNumId w:val="991"/>
-  </w:num>
-  <w:num w:numId="1028">
-    <w:abstractNumId w:val="991"/>
-  </w:num>
-  <w:num w:numId="1029">
-    <w:abstractNumId w:val="991"/>
-  </w:num>
-  <w:num w:numId="1030">
-    <w:abstractNumId w:val="991"/>
-  </w:num>
-  <w:num w:numId="1031">
-    <w:abstractNumId w:val="991"/>
-  </w:num>
-  <w:num w:numId="1032">
-    <w:abstractNumId w:val="991"/>
-  </w:num>
-  <w:num w:numId="1033">
     <w:abstractNumId w:val="991"/>
   </w:num>
 </w:numbering>
@@ -2023,8 +2518,6 @@
     </w:pPr>
     <w:rPr>
       <w:rFonts w:asciiTheme="majorHAnsi" w:cstheme="majorBidi" w:eastAsiaTheme="majorEastAsia" w:hAnsiTheme="majorHAnsi"/>
-      <w:spacing w:val="-10"/>
-      <w:kern w:val="28"/>
       <w:sz w:val="56"/>
       <w:szCs w:val="56"/>
     </w:rPr>
@@ -2037,8 +2530,6 @@
     <w:rsid w:val="00A10FD9"/>
     <w:rPr>
       <w:rFonts w:asciiTheme="majorHAnsi" w:cstheme="majorBidi" w:eastAsiaTheme="majorEastAsia" w:hAnsiTheme="majorHAnsi"/>
-      <w:spacing w:val="-10"/>
-      <w:kern w:val="28"/>
       <w:sz w:val="56"/>
       <w:szCs w:val="56"/>
     </w:rPr>
@@ -2079,23 +2570,31 @@
   </w:style>
   <w:style w:customStyle="1" w:styleId="Author" w:type="paragraph">
     <w:name w:val="Author"/>
+    <w:basedOn w:val="Title"/>
     <w:next w:val="BodyText"/>
     <w:qFormat/>
     <w:pPr>
       <w:keepNext/>
       <w:keepLines/>
-      <w:jc w:val="center"/>
     </w:pPr>
+    <w:rPr>
+      <w:sz w:val="24"/>
+      <w:szCs w:val="24"/>
+    </w:rPr>
   </w:style>
   <w:style w:styleId="Date" w:type="paragraph">
     <w:name w:val="Date"/>
+    <w:basedOn w:val="Title"/>
     <w:next w:val="BodyText"/>
     <w:qFormat/>
     <w:pPr>
       <w:keepNext/>
       <w:keepLines/>
-      <w:jc w:val="center"/>
     </w:pPr>
+    <w:rPr>
+      <w:sz w:val="24"/>
+      <w:szCs w:val="24"/>
+    </w:rPr>
   </w:style>
   <w:style w:customStyle="1" w:styleId="AbstractTitle" w:type="paragraph">
     <w:name w:val="Abstract Title"/>
